--- a/docs/exports/docx/Vector-Search.docx
+++ b/docs/exports/docx/Vector-Search.docx
@@ -4,7 +4,7 @@
   <w:body>
     <w:p>
       <w:r>
-        <w:t>Vector-Search :root { color-scheme: light; } body { font-family: "Segoe UI", "Helvetica Neue", Arial, sans-serif; margin: 0; padding: 0; background: #ffffff; color: #0f172a; } .markdown-body { max-width: 980px; margin: 40px auto 60px; padding: 0 32px; line-height: 1.65; } .markdown-body h1 { font-size: 32px; margin-bottom: 12px; border-bottom: 2px solid #e2e8f0; padding-bottom: 12px; page-break-before: always; page-break-after: avoid; break-before: page; break-after: avoid; } .markdown-body h1:first-of-type { page-break-before: avoid; break-before: avoid; } .markdown-body h2 { font-size: 24px; margin-top: 28px; border-bottom: 1px solid #e2e8f0; padding-bottom: 8px; page-break-before: always; page-break-after: avoid; break-before: page; break-after: avoid; } .markdown-body h3 { font-size: 18px; margin-top: 20px; page-break-after: avoid; break-after: avoid; } .markdown-body h4, .markdown-body h5, .markdown-body h6 { page-break-after: avoid; break-after: avoid; } .markdown-body table { width: 100%; border-collapse: collapse; margin: 16px 0; font-size: 14px; page-break-inside: avoid; break-inside: avoid; } .markdown-body th, .markdown-body td { border: 1px solid #e2e8f0; padding: 8px 10px; text-align: left; } .markdown-body th { background: #f8fafc; } .markdown-body tr { page-break-inside: avoid; break-inside: avoid; } .markdown-body code { background: #f1f5f9; padding: 2px 4px; border-radius: 4px; font-family: "SFMono-Regular", Menlo, Consolas, monospace; font-size: 0.92em; } .markdown-body pre { background: #0f172a; color: #e2e8f0; padding: 16px; border-radius: 8px; overflow-x: auto; page-break-inside: avoid; break-inside: avoid; } .markdown-body pre code { background: transparent; color: inherit; } .markdown-body blockquote { border-left: 4px solid #38bdf8; margin: 16px 0; padding: 8px 16px; background: #f8fafc; color: #334155; } .markdown-body img { max-width: 100%; height: auto; display: block; margin: 16px 0; border-radius: 10px; box-shadow: 0 8px 20px rgba(15, 23, 42, 0.12); page-break-inside: avoid; break-inside: avoid; } .markdown-body figure { page-break-inside: avoid; break-inside: avoid; margin: 16px 0; } .markdown-body a { color: #2563eb; text-decoration: none; } .markdown-body a:hover { text-decoration: underline; } .cover { padding: 80px 60px 60px; background: linear-gradient(135deg, #0b1220 0%, #1e3a8a 100%); color: #f8fafc; border-radius: 18px; margin-bottom: 32px; } .cover-title { font-size: 36px; font-weight: 700; margin: 0 0 12px; } .cover-subtitle { font-size: 18px; color: #cbd5f5; margin: 0 0 16px; } .cover-meta { font-size: 13px; color: #94a3b8; } .page-break { page-break-after: always; break-after: page; } .footer { margin-top: 40px; font-size: 12px; color: #64748b; } /* Print and PDF-specific styles */ @page { margin: 20mm 18mm; } @media print { .markdown-body { orphans: 3; widows: 3; } .markdown-body p { orphans: 3; widows: 3; } .markdown-body li { page-break-inside: avoid; break-inside: avoid; } .markdown-body ul, .markdown-body ol { page-break-before: avoid; break-before: avoid; } .markdown-body blockquote { page-break-inside: avoid; break-inside: avoid; } /* Keep section content together */ .markdown-body h2 + *, .markdown-body h3 + * { page-break-before: avoid; break-before: avoid; } } Vector Search</w:t>
+        <w:t>Vector-Search :root { color-scheme: light; } body { font-family: "Segoe UI", "Helvetica Neue", Arial, sans-serif; margin: 0; padding: 0; background: #f4f7fb; color: #0f172a; } .markdown-body { max-width: 980px; margin: 0 auto; padding: 36px 42px 64px; line-height: 1.65; background: #ffffff; box-shadow: 0 24px 70px rgba(15, 23, 42, 0.08); } .markdown-body h1 { font-size: 34px; line-height: 1.12; margin-bottom: 12px; color: #07111f; border-bottom: 3px solid #0ea5e9; padding-bottom: 12px; page-break-before: always; page-break-after: avoid; break-before: page; break-after: avoid; } .markdown-body h1:first-of-type { page-break-before: avoid; break-before: avoid; } .markdown-body h2 { font-size: 23px; line-height: 1.2; margin-top: 34px; color: #102a43; border-bottom: 1px solid #d7e2ee; padding-bottom: 8px; page-break-after: avoid; break-after: avoid; } .markdown-body h3 { font-size: 18px; margin-top: 20px; color: #1e3a5f; page-break-after: avoid; break-after: avoid; } .markdown-body h4, .markdown-body h5, .markdown-body h6 { page-break-after: avoid; break-after: avoid; } .markdown-body table { width: 100%; border-collapse: collapse; margin: 18px 0 24px; font-size: 13px; page-break-inside: avoid; break-inside: avoid; box-shadow: 0 1px 0 #e2e8f0; } .markdown-body th, .markdown-body td { border: 1px solid #e2e8f0; padding: 9px 11px; text-align: left; vertical-align: top; } .markdown-body th { background: #eef6ff; color: #0f3157; font-weight: 700; } .markdown-body tr:nth-child(even) td { background: #fbfdff; } .markdown-body tr { page-break-inside: avoid; break-inside: avoid; } .markdown-body code { background: #f1f5f9; padding: 2px 4px; border-radius: 4px; font-family: "SFMono-Regular", Menlo, Consolas, monospace; font-size: 0.92em; } .markdown-body pre { background: #111827; color: #e5eef8; padding: 16px; border-radius: 10px; overflow-x: auto; border: 1px solid #243244; page-break-inside: avoid; break-inside: avoid; } .markdown-body pre code { background: transparent; color: inherit; } .markdown-body blockquote { border-left: 5px solid #0ea5e9; margin: 18px 0; padding: 12px 18px; background: #eff8ff; color: #18324f; border-radius: 0 10px 10px 0; } .markdown-body img { max-width: 100%; height: auto; display: block; margin: 16px 0; border-radius: 10px; box-shadow: 0 8px 20px rgba(15, 23, 42, 0.12); page-break-inside: avoid; break-inside: avoid; } .markdown-body figure { page-break-inside: avoid; break-inside: avoid; margin: 16px 0; } .markdown-body a { color: #2563eb; text-decoration: none; } .markdown-body a:hover { text-decoration: underline; } .cover { min-height: 760px; display: flex; flex-direction: column; justify-content: flex-end; padding: 72px 60px 64px; background: linear-gradient(135deg, rgba(9, 30, 66, 0.96) 0%, rgba(12, 74, 110, 0.94) 54%, rgba(20, 83, 45, 0.9) 100%), radial-gradient(circle at 18% 18%, rgba(14, 165, 233, 0.25), transparent 36%); color: #f8fafc; border-radius: 0; margin: -36px -42px 40px; position: relative; overflow: hidden; } .cover::before { content: "PSScript"; position: absolute; top: 46px; left: 60px; font-size: 12px; font-weight: 800; letter-spacing: 0.24em; text-transform: uppercase; color: rgba(226, 246, 255, 0.82); } .cover::after { content: ""; position: absolute; right: -120px; top: -120px; width: 360px; height: 360px; border: 1px solid rgba(255, 255, 255, 0.18); transform: rotate(28deg); } .markdown-body .cover-title { font-size: 48px; line-height: 1.04; font-weight: 800; color: #f8fafc; border-bottom: 3px solid #38bdf8; margin: 0 0 16px; max-width: 720px; } .cover-subtitle { font-size: 20px; line-height: 1.42; color: #dbeafe; margin: 0 0 22px; max-width: 720px; } .cover-meta { display: inline-block; width: fit-content; font-size: 13px; color: #e0f2fe; background: rgba(255, 255, 255, 0.12); border: 1px solid rgba(255, 255, 255, 0.18); border-radius: 999px; padding: 7px 13px; } .page-break { page-break-after: always; break-after: page; } .footer { margin-top: 40px; font-size: 12px; color: #64748b; border-top: 1px solid #e2e8f0; padding-top: 14px; } /* Print and PDF-specific styles */ @page { size: A4; margin: 18mm 16mm 20mm; } @media print { body { background: #ffffff; } .markdown-body { max-width: none; margin: 0; padding: 0; box-shadow: none; } .cover { margin: 0 0 28px; } .markdown-body { orphans: 3; widows: 3; } .markdown-body p { orphans: 3; widows: 3; } .markdown-body li { page-break-inside: avoid; break-inside: avoid; } .markdown-body ul, .markdown-body ol { page-break-before: avoid; break-before: avoid; } .markdown-body blockquote { page-break-inside: avoid; break-inside: avoid; } /* Keep section content together */ .markdown-body h2 + *, .markdown-body h3 + * { page-break-before: avoid; break-before: avoid; } } Vector Search</w:t>
       </w:r>
     </w:p>
     <w:p>
@@ -473,7 +473,7 @@
     </w:p>
     <w:p>
       <w:r>
-        <w:t>Generated 2026-01-16 23:34 UTC</w:t>
+        <w:t>Generated 2026-04-27 08:51 UTC</w:t>
         <w:t xml:space="preserve"> </w:t>
       </w:r>
     </w:p>
